--- a/swh/docx/04.content.docx
+++ b/swh/docx/04.content.docx
@@ -19,7 +19,7 @@
         <w:rPr>
           <w:lang w:val="sw_KE" w:bidi="sw_KE"/>
         </w:rPr>
-        <w:t>Resource: Maelezo ya Masomo - Machapisho ya Vitabu (Tyndale)</w:t>
+        <w:t>Resource: Tyndale Open Study Notes</w:t>
       </w:r>
       <w:r>
         <w:rPr>
@@ -112,7 +112,7 @@
         <w:rPr>
           <w:lang w:val="sw_KE" w:bidi="sw_KE"/>
         </w:rPr>
-        <w:t>Maelezo ya Masomo - Machapisho ya Vitabu (Tyndale)</w:t>
+        <w:t>Tyndale Open Study Notes</w:t>
       </w:r>
     </w:p>
     <w:p>

--- a/swh/docx/04.content.docx
+++ b/swh/docx/04.content.docx
@@ -19,7 +19,7 @@
         <w:rPr>
           <w:lang w:val="sw_KE" w:bidi="sw_KE"/>
         </w:rPr>
-        <w:t>Resource: Tyndale Open Study Notes</w:t>
+        <w:t>Resource: Aquifer Open Study Notes (Book Intros)</w:t>
       </w:r>
       <w:r>
         <w:rPr>
@@ -112,7 +112,7 @@
         <w:rPr>
           <w:lang w:val="sw_KE" w:bidi="sw_KE"/>
         </w:rPr>
-        <w:t>Tyndale Open Study Notes</w:t>
+        <w:t>Aquifer Open Study Notes (Book Intros)</w:t>
       </w:r>
     </w:p>
     <w:p>

--- a/swh/docx/04.content.docx
+++ b/swh/docx/04.content.docx
@@ -297,54 +297,36 @@
         </w:rPr>
         <w:t>Kitabu cha Hesabu kinapata muundo wake kutoka kwenye hatua tatu za safari ya Israeli kupitia jangwa: (1) siku kumi na tisa ambazo Israeli ilijiandaa kuondoka Mlima Sinai (</w:t>
       </w:r>
-      <w:hyperlink r:id="rId13">
-        <w:r>
-          <w:rPr>
-            <w:lang w:val="sw_KE" w:bidi="sw_KE"/>
-          </w:rPr>
-          <w:rPr>
-            <w:color w:val="0000EE"/>
-            <w:u w:val="single"/>
-          </w:rPr>
-          <w:t>1:1–10:10</w:t>
-        </w:r>
-      </w:hyperlink>
+      <w:r>
+        <w:rPr>
+          <w:lang w:val="sw_KE" w:bidi="sw_KE"/>
+        </w:rPr>
+        <w:t>1:1–10:10</w:t>
+      </w:r>
       <w:r>
         <w:rPr>
           <w:lang w:val="sw_KE" w:bidi="sw_KE"/>
         </w:rPr>
         <w:t>), (2) safari ya miaka thelathini na tisa kutoka Sinai hadi tambarare za Moabu (</w:t>
       </w:r>
-      <w:hyperlink r:id="rId14">
-        <w:r>
-          <w:rPr>
-            <w:lang w:val="sw_KE" w:bidi="sw_KE"/>
-          </w:rPr>
-          <w:rPr>
-            <w:color w:val="0000EE"/>
-            <w:u w:val="single"/>
-          </w:rPr>
-          <w:t>10:11–22:1</w:t>
-        </w:r>
-      </w:hyperlink>
+      <w:r>
+        <w:rPr>
+          <w:lang w:val="sw_KE" w:bidi="sw_KE"/>
+        </w:rPr>
+        <w:t>10:11–22:1</w:t>
+      </w:r>
       <w:r>
         <w:rPr>
           <w:lang w:val="sw_KE" w:bidi="sw_KE"/>
         </w:rPr>
         <w:t>), na (3) miezi ya mwisho ya kambi ya Israeli kwenye tambarare za Moabu muda mfupi kabla ya kuingia Kanaani (</w:t>
       </w:r>
-      <w:hyperlink r:id="rId15">
-        <w:r>
-          <w:rPr>
-            <w:lang w:val="sw_KE" w:bidi="sw_KE"/>
-          </w:rPr>
-          <w:rPr>
-            <w:color w:val="0000EE"/>
-            <w:u w:val="single"/>
-          </w:rPr>
-          <w:t>21:1–36:13</w:t>
-        </w:r>
-      </w:hyperlink>
+      <w:r>
+        <w:rPr>
+          <w:lang w:val="sw_KE" w:bidi="sw_KE"/>
+        </w:rPr>
+        <w:t>21:1–36:13</w:t>
+      </w:r>
       <w:r>
         <w:rPr>
           <w:lang w:val="sw_KE" w:bidi="sw_KE"/>
@@ -365,36 +347,24 @@
         </w:rPr>
         <w:t xml:space="preserve">Usajili mara mbili wa wanaume wa Israeli wa umri wa kijeshi (sura </w:t>
       </w:r>
-      <w:hyperlink r:id="rId16">
-        <w:r>
-          <w:rPr>
-            <w:lang w:val="sw_KE" w:bidi="sw_KE"/>
-          </w:rPr>
-          <w:rPr>
-            <w:color w:val="0000EE"/>
-            <w:u w:val="single"/>
-          </w:rPr>
-          <w:t>1–4</w:t>
-        </w:r>
-      </w:hyperlink>
+      <w:r>
+        <w:rPr>
+          <w:lang w:val="sw_KE" w:bidi="sw_KE"/>
+        </w:rPr>
+        <w:t>1–4</w:t>
+      </w:r>
       <w:r>
         <w:rPr>
           <w:lang w:val="sw_KE" w:bidi="sw_KE"/>
         </w:rPr>
         <w:t xml:space="preserve">, </w:t>
       </w:r>
-      <w:hyperlink r:id="rId17">
-        <w:r>
-          <w:rPr>
-            <w:lang w:val="sw_KE" w:bidi="sw_KE"/>
-          </w:rPr>
-          <w:rPr>
-            <w:color w:val="0000EE"/>
-            <w:u w:val="single"/>
-          </w:rPr>
-          <w:t>26</w:t>
-        </w:r>
-      </w:hyperlink>
+      <w:r>
+        <w:rPr>
+          <w:lang w:val="sw_KE" w:bidi="sw_KE"/>
+        </w:rPr>
+        <w:t>26</w:t>
+      </w:r>
       <w:r>
         <w:rPr>
           <w:lang w:val="sw_KE" w:bidi="sw_KE"/>
@@ -415,144 +385,96 @@
         </w:rPr>
         <w:t xml:space="preserve">Njiani, Waebrania waliotoka Misri waliasi mara kwa mara (sura </w:t>
       </w:r>
-      <w:hyperlink r:id="rId18">
-        <w:r>
-          <w:rPr>
-            <w:lang w:val="sw_KE" w:bidi="sw_KE"/>
-          </w:rPr>
-          <w:rPr>
-            <w:color w:val="0000EE"/>
-            <w:u w:val="single"/>
-          </w:rPr>
-          <w:t>11</w:t>
-        </w:r>
-      </w:hyperlink>
+      <w:r>
+        <w:rPr>
+          <w:lang w:val="sw_KE" w:bidi="sw_KE"/>
+        </w:rPr>
+        <w:t>11</w:t>
+      </w:r>
       <w:r>
         <w:rPr>
           <w:lang w:val="sw_KE" w:bidi="sw_KE"/>
         </w:rPr>
         <w:t xml:space="preserve">, </w:t>
       </w:r>
-      <w:hyperlink r:id="rId19">
-        <w:r>
-          <w:rPr>
-            <w:lang w:val="sw_KE" w:bidi="sw_KE"/>
-          </w:rPr>
-          <w:rPr>
-            <w:color w:val="0000EE"/>
-            <w:u w:val="single"/>
-          </w:rPr>
-          <w:t>12</w:t>
-        </w:r>
-      </w:hyperlink>
+      <w:r>
+        <w:rPr>
+          <w:lang w:val="sw_KE" w:bidi="sw_KE"/>
+        </w:rPr>
+        <w:t>12</w:t>
+      </w:r>
       <w:r>
         <w:rPr>
           <w:lang w:val="sw_KE" w:bidi="sw_KE"/>
         </w:rPr>
         <w:t xml:space="preserve">, </w:t>
       </w:r>
-      <w:hyperlink r:id="rId20">
-        <w:r>
-          <w:rPr>
-            <w:lang w:val="sw_KE" w:bidi="sw_KE"/>
-          </w:rPr>
-          <w:rPr>
-            <w:color w:val="0000EE"/>
-            <w:u w:val="single"/>
-          </w:rPr>
-          <w:t>14</w:t>
-        </w:r>
-      </w:hyperlink>
+      <w:r>
+        <w:rPr>
+          <w:lang w:val="sw_KE" w:bidi="sw_KE"/>
+        </w:rPr>
+        <w:t>14</w:t>
+      </w:r>
       <w:r>
         <w:rPr>
           <w:lang w:val="sw_KE" w:bidi="sw_KE"/>
         </w:rPr>
         <w:t xml:space="preserve">, </w:t>
       </w:r>
-      <w:hyperlink r:id="rId21">
-        <w:r>
-          <w:rPr>
-            <w:lang w:val="sw_KE" w:bidi="sw_KE"/>
-          </w:rPr>
-          <w:rPr>
-            <w:color w:val="0000EE"/>
-            <w:u w:val="single"/>
-          </w:rPr>
-          <w:t>16–17</w:t>
-        </w:r>
-      </w:hyperlink>
+      <w:r>
+        <w:rPr>
+          <w:lang w:val="sw_KE" w:bidi="sw_KE"/>
+        </w:rPr>
+        <w:t>16–17</w:t>
+      </w:r>
       <w:r>
         <w:rPr>
           <w:lang w:val="sw_KE" w:bidi="sw_KE"/>
         </w:rPr>
         <w:t xml:space="preserve">, </w:t>
       </w:r>
-      <w:hyperlink r:id="rId22">
-        <w:r>
-          <w:rPr>
-            <w:lang w:val="sw_KE" w:bidi="sw_KE"/>
-          </w:rPr>
-          <w:rPr>
-            <w:color w:val="0000EE"/>
-            <w:u w:val="single"/>
-          </w:rPr>
-          <w:t>20</w:t>
-        </w:r>
-      </w:hyperlink>
+      <w:r>
+        <w:rPr>
+          <w:lang w:val="sw_KE" w:bidi="sw_KE"/>
+        </w:rPr>
+        <w:t>20</w:t>
+      </w:r>
       <w:r>
         <w:rPr>
           <w:lang w:val="sw_KE" w:bidi="sw_KE"/>
         </w:rPr>
         <w:t xml:space="preserve">, </w:t>
       </w:r>
-      <w:hyperlink r:id="rId23">
-        <w:r>
-          <w:rPr>
-            <w:lang w:val="sw_KE" w:bidi="sw_KE"/>
-          </w:rPr>
-          <w:rPr>
-            <w:color w:val="0000EE"/>
-            <w:u w:val="single"/>
-          </w:rPr>
-          <w:t>25</w:t>
-        </w:r>
-      </w:hyperlink>
+      <w:r>
+        <w:rPr>
+          <w:lang w:val="sw_KE" w:bidi="sw_KE"/>
+        </w:rPr>
+        <w:t>25</w:t>
+      </w:r>
       <w:r>
         <w:rPr>
           <w:lang w:val="sw_KE" w:bidi="sw_KE"/>
         </w:rPr>
         <w:t>). Wote walikufa jangwani isipokuwa Yoshua na Kalebu, ambao imani yao ilikuwa ya mfano (</w:t>
       </w:r>
-      <w:hyperlink r:id="rId24">
-        <w:r>
-          <w:rPr>
-            <w:lang w:val="sw_KE" w:bidi="sw_KE"/>
-          </w:rPr>
-          <w:rPr>
-            <w:color w:val="0000EE"/>
-            <w:u w:val="single"/>
-          </w:rPr>
-          <w:t>13:30</w:t>
-        </w:r>
-      </w:hyperlink>
+      <w:r>
+        <w:rPr>
+          <w:lang w:val="sw_KE" w:bidi="sw_KE"/>
+        </w:rPr>
+        <w:t>13:30</w:t>
+      </w:r>
       <w:r>
         <w:rPr>
           <w:lang w:val="sw_KE" w:bidi="sw_KE"/>
         </w:rPr>
         <w:t xml:space="preserve">; </w:t>
       </w:r>
-      <w:hyperlink r:id="rId25">
-        <w:r>
-          <w:rPr>
-            <w:lang w:val="sw_KE" w:bidi="sw_KE"/>
-          </w:rPr>
-          <w:rPr>
-            <w:color w:val="0000EE"/>
-            <w:u w:val="single"/>
-          </w:rPr>
-          <w:t>14:6–9</w:t>
-        </w:r>
-      </w:hyperlink>
+      <w:r>
+        <w:rPr>
+          <w:lang w:val="sw_KE" w:bidi="sw_KE"/>
+        </w:rPr>
+        <w:t>14:6–9</w:t>
+      </w:r>
       <w:r>
         <w:rPr>
           <w:lang w:val="sw_KE" w:bidi="sw_KE"/>
@@ -573,126 +495,84 @@
         </w:rPr>
         <w:t xml:space="preserve">Jeshi la Israeli lilijaribiwa mara kadhaa kabla ya kuingia Kanaani (sura </w:t>
       </w:r>
-      <w:hyperlink r:id="rId20">
-        <w:r>
-          <w:rPr>
-            <w:lang w:val="sw_KE" w:bidi="sw_KE"/>
-          </w:rPr>
-          <w:rPr>
-            <w:color w:val="0000EE"/>
-            <w:u w:val="single"/>
-          </w:rPr>
-          <w:t>14</w:t>
-        </w:r>
-      </w:hyperlink>
+      <w:r>
+        <w:rPr>
+          <w:lang w:val="sw_KE" w:bidi="sw_KE"/>
+        </w:rPr>
+        <w:t>14</w:t>
+      </w:r>
       <w:r>
         <w:rPr>
           <w:lang w:val="sw_KE" w:bidi="sw_KE"/>
         </w:rPr>
         <w:t xml:space="preserve">, </w:t>
       </w:r>
-      <w:hyperlink r:id="rId26">
-        <w:r>
-          <w:rPr>
-            <w:lang w:val="sw_KE" w:bidi="sw_KE"/>
-          </w:rPr>
-          <w:rPr>
-            <w:color w:val="0000EE"/>
-            <w:u w:val="single"/>
-          </w:rPr>
-          <w:t>21</w:t>
-        </w:r>
-      </w:hyperlink>
+      <w:r>
+        <w:rPr>
+          <w:lang w:val="sw_KE" w:bidi="sw_KE"/>
+        </w:rPr>
+        <w:t>21</w:t>
+      </w:r>
       <w:r>
         <w:rPr>
           <w:lang w:val="sw_KE" w:bidi="sw_KE"/>
         </w:rPr>
         <w:t xml:space="preserve">, </w:t>
       </w:r>
-      <w:hyperlink r:id="rId27">
-        <w:r>
-          <w:rPr>
-            <w:lang w:val="sw_KE" w:bidi="sw_KE"/>
-          </w:rPr>
-          <w:rPr>
-            <w:color w:val="0000EE"/>
-            <w:u w:val="single"/>
-          </w:rPr>
-          <w:t>31</w:t>
-        </w:r>
-      </w:hyperlink>
+      <w:r>
+        <w:rPr>
+          <w:lang w:val="sw_KE" w:bidi="sw_KE"/>
+        </w:rPr>
+        <w:t>31</w:t>
+      </w:r>
       <w:r>
         <w:rPr>
           <w:lang w:val="sw_KE" w:bidi="sw_KE"/>
         </w:rPr>
         <w:t xml:space="preserve">), na hadithi ya Balaamu inasimuliwa (sura </w:t>
       </w:r>
-      <w:hyperlink r:id="rId28">
-        <w:r>
-          <w:rPr>
-            <w:lang w:val="sw_KE" w:bidi="sw_KE"/>
-          </w:rPr>
-          <w:rPr>
-            <w:color w:val="0000EE"/>
-            <w:u w:val="single"/>
-          </w:rPr>
-          <w:t>22–24</w:t>
-        </w:r>
-      </w:hyperlink>
+      <w:r>
+        <w:rPr>
+          <w:lang w:val="sw_KE" w:bidi="sw_KE"/>
+        </w:rPr>
+        <w:t>22–24</w:t>
+      </w:r>
       <w:r>
         <w:rPr>
           <w:lang w:val="sw_KE" w:bidi="sw_KE"/>
         </w:rPr>
         <w:t xml:space="preserve">). Mipango ilifanywa kwa ajili ya kuishi N'gambo ya Mto Yordani (sura </w:t>
       </w:r>
-      <w:hyperlink r:id="rId29">
-        <w:r>
-          <w:rPr>
-            <w:lang w:val="sw_KE" w:bidi="sw_KE"/>
-          </w:rPr>
-          <w:rPr>
-            <w:color w:val="0000EE"/>
-            <w:u w:val="single"/>
-          </w:rPr>
-          <w:t>32</w:t>
-        </w:r>
-      </w:hyperlink>
+      <w:r>
+        <w:rPr>
+          <w:lang w:val="sw_KE" w:bidi="sw_KE"/>
+        </w:rPr>
+        <w:t>32</w:t>
+      </w:r>
       <w:r>
         <w:rPr>
           <w:lang w:val="sw_KE" w:bidi="sw_KE"/>
         </w:rPr>
         <w:t xml:space="preserve">), safari ya jangwani ilikaguliwa (sura </w:t>
       </w:r>
-      <w:hyperlink r:id="rId30">
-        <w:r>
-          <w:rPr>
-            <w:lang w:val="sw_KE" w:bidi="sw_KE"/>
-          </w:rPr>
-          <w:rPr>
-            <w:color w:val="0000EE"/>
-            <w:u w:val="single"/>
-          </w:rPr>
-          <w:t>33</w:t>
-        </w:r>
-      </w:hyperlink>
+      <w:r>
+        <w:rPr>
+          <w:lang w:val="sw_KE" w:bidi="sw_KE"/>
+        </w:rPr>
+        <w:t>33</w:t>
+      </w:r>
       <w:r>
         <w:rPr>
           <w:lang w:val="sw_KE" w:bidi="sw_KE"/>
         </w:rPr>
         <w:t xml:space="preserve">), na Musa alitarajia waisrseli kuishi Kanaani (sura </w:t>
       </w:r>
-      <w:hyperlink r:id="rId31">
-        <w:r>
-          <w:rPr>
-            <w:lang w:val="sw_KE" w:bidi="sw_KE"/>
-          </w:rPr>
-          <w:rPr>
-            <w:color w:val="0000EE"/>
-            <w:u w:val="single"/>
-          </w:rPr>
-          <w:t>34–36</w:t>
-        </w:r>
-      </w:hyperlink>
+      <w:r>
+        <w:rPr>
+          <w:lang w:val="sw_KE" w:bidi="sw_KE"/>
+        </w:rPr>
+        <w:t>34–36</w:t>
+      </w:r>
       <w:r>
         <w:rPr>
           <w:lang w:val="sw_KE" w:bidi="sw_KE"/>
@@ -738,36 +618,24 @@
         </w:rPr>
         <w:t xml:space="preserve">Kama ilivyo kwa vitabu vingine vya Torati, Mose kwa jadi ametambuliwa kama mwandishi wa Hesabu. Hadi kuja kwa usomi wa kisasa, wasomi wa Kiyahudi na Kikristo walishikilia uandishi wa Mose; Agano la Kale, Agano Jipya, na fasihi nyingi za Kiyahudi za kale pia zilifanya dhana hii. Marejeleo ya jukumu la Mose kama mwandishi yanapatikana kote katika Torati (kwa mfano, </w:t>
       </w:r>
-      <w:hyperlink r:id="rId32">
-        <w:r>
-          <w:rPr>
-            <w:lang w:val="sw_KE" w:bidi="sw_KE"/>
-          </w:rPr>
-          <w:rPr>
-            <w:color w:val="0000EE"/>
-            <w:u w:val="single"/>
-          </w:rPr>
-          <w:t>Hes 33:1–2</w:t>
-        </w:r>
-      </w:hyperlink>
+      <w:r>
+        <w:rPr>
+          <w:lang w:val="sw_KE" w:bidi="sw_KE"/>
+        </w:rPr>
+        <w:t>Hes 33:1–2</w:t>
+      </w:r>
       <w:r>
         <w:rPr>
           <w:lang w:val="sw_KE" w:bidi="sw_KE"/>
         </w:rPr>
         <w:t>). Hakuna haja ya kumtenga Mose kama mwandishi mkuu—kwa msingi wa maudhui au kiwango cha usomaji kinachowezekana wakati wa Kutoka na ushindi—isipokuwa katika vifungu kama vile simulizi ya kifo chake (</w:t>
       </w:r>
-      <w:hyperlink r:id="rId33">
-        <w:r>
-          <w:rPr>
-            <w:lang w:val="sw_KE" w:bidi="sw_KE"/>
-          </w:rPr>
-          <w:rPr>
-            <w:color w:val="0000EE"/>
-            <w:u w:val="single"/>
-          </w:rPr>
-          <w:t>Kumb 34</w:t>
-        </w:r>
-      </w:hyperlink>
+      <w:r>
+        <w:rPr>
+          <w:lang w:val="sw_KE" w:bidi="sw_KE"/>
+        </w:rPr>
+        <w:t>Kumb 34</w:t>
+      </w:r>
       <w:r>
         <w:rPr>
           <w:lang w:val="sw_KE" w:bidi="sw_KE"/>
@@ -876,36 +744,24 @@
         </w:rPr>
         <w:t xml:space="preserve">Kichwa cha Kitabu. Jina "Hesabu" linatokana na kitabu hiki kuwa na shauku katika takwimu (tazama sura </w:t>
       </w:r>
-      <w:hyperlink r:id="rId16">
-        <w:r>
-          <w:rPr>
-            <w:lang w:val="sw_KE" w:bidi="sw_KE"/>
-          </w:rPr>
-          <w:rPr>
-            <w:color w:val="0000EE"/>
-            <w:u w:val="single"/>
-          </w:rPr>
-          <w:t>1–4</w:t>
-        </w:r>
-      </w:hyperlink>
+      <w:r>
+        <w:rPr>
+          <w:lang w:val="sw_KE" w:bidi="sw_KE"/>
+        </w:rPr>
+        <w:t>1–4</w:t>
+      </w:r>
       <w:r>
         <w:rPr>
           <w:lang w:val="sw_KE" w:bidi="sw_KE"/>
         </w:rPr>
         <w:t xml:space="preserve">, </w:t>
       </w:r>
-      <w:hyperlink r:id="rId17">
-        <w:r>
-          <w:rPr>
-            <w:lang w:val="sw_KE" w:bidi="sw_KE"/>
-          </w:rPr>
-          <w:rPr>
-            <w:color w:val="0000EE"/>
-            <w:u w:val="single"/>
-          </w:rPr>
-          <w:t>26</w:t>
-        </w:r>
-      </w:hyperlink>
+      <w:r>
+        <w:rPr>
+          <w:lang w:val="sw_KE" w:bidi="sw_KE"/>
+        </w:rPr>
+        <w:t>26</w:t>
+      </w:r>
       <w:r>
         <w:rPr>
           <w:lang w:val="sw_KE" w:bidi="sw_KE"/>
@@ -938,18 +794,12 @@
         </w:rPr>
         <w:t xml:space="preserve">, majina yaliyotolewa kwa kitabu hiki na tafsiri za Kilatini Vulgate na Kigiriki Septuaginta za Agano la Kale(Septuaginta ni tafsiri ya kale ya Biblia ya Kiebrania katika lugha ya Kigiriki). Akaunti za usajili zinaonyesha kwa usahihi wa kihisabati kwamba Waisraeli waliotoka Misri hawakuwa watu wale wale waliovuka Yordani kuingia Kanaani. Katika Biblia ya Kiebrania, kitabu cha Hesabu kinaitwa bemidbar (“katika jangwa”), neno la nne la </w:t>
       </w:r>
-      <w:hyperlink r:id="rId34">
-        <w:r>
-          <w:rPr>
-            <w:lang w:val="sw_KE" w:bidi="sw_KE"/>
-          </w:rPr>
-          <w:rPr>
-            <w:color w:val="0000EE"/>
-            <w:u w:val="single"/>
-          </w:rPr>
-          <w:t>Hes 1:1</w:t>
-        </w:r>
-      </w:hyperlink>
+      <w:r>
+        <w:rPr>
+          <w:lang w:val="sw_KE" w:bidi="sw_KE"/>
+        </w:rPr>
+        <w:t>Hes 1:1</w:t>
+      </w:r>
       <w:r>
         <w:rPr>
           <w:lang w:val="sw_KE" w:bidi="sw_KE"/>
@@ -970,162 +820,108 @@
         </w:rPr>
         <w:t xml:space="preserve">Aina za Fasihi. Kitabu cha Hesabu kinajumuisha aina mbalimbali za fasihi, kama vile simulizi (km., </w:t>
       </w:r>
-      <w:hyperlink r:id="rId35">
-        <w:r>
-          <w:rPr>
-            <w:lang w:val="sw_KE" w:bidi="sw_KE"/>
-          </w:rPr>
-          <w:rPr>
-            <w:color w:val="0000EE"/>
-            <w:u w:val="single"/>
-          </w:rPr>
-          <w:t>10:11–14:45</w:t>
-        </w:r>
-      </w:hyperlink>
+      <w:r>
+        <w:rPr>
+          <w:lang w:val="sw_KE" w:bidi="sw_KE"/>
+        </w:rPr>
+        <w:t>10:11–14:45</w:t>
+      </w:r>
       <w:r>
         <w:rPr>
           <w:lang w:val="sw_KE" w:bidi="sw_KE"/>
         </w:rPr>
         <w:t xml:space="preserve">), mashairi (km., sura </w:t>
       </w:r>
-      <w:hyperlink r:id="rId36">
-        <w:r>
-          <w:rPr>
-            <w:lang w:val="sw_KE" w:bidi="sw_KE"/>
-          </w:rPr>
-          <w:rPr>
-            <w:color w:val="0000EE"/>
-            <w:u w:val="single"/>
-          </w:rPr>
-          <w:t>23–24</w:t>
-        </w:r>
-      </w:hyperlink>
+      <w:r>
+        <w:rPr>
+          <w:lang w:val="sw_KE" w:bidi="sw_KE"/>
+        </w:rPr>
+        <w:t>23–24</w:t>
+      </w:r>
       <w:r>
         <w:rPr>
           <w:lang w:val="sw_KE" w:bidi="sw_KE"/>
         </w:rPr>
         <w:t xml:space="preserve">), na sheria (km., sura </w:t>
       </w:r>
-      <w:hyperlink r:id="rId37">
-        <w:r>
-          <w:rPr>
-            <w:lang w:val="sw_KE" w:bidi="sw_KE"/>
-          </w:rPr>
-          <w:rPr>
-            <w:color w:val="0000EE"/>
-            <w:u w:val="single"/>
-          </w:rPr>
-          <w:t>4–6</w:t>
-        </w:r>
-      </w:hyperlink>
+      <w:r>
+        <w:rPr>
+          <w:lang w:val="sw_KE" w:bidi="sw_KE"/>
+        </w:rPr>
+        <w:t>4–6</w:t>
+      </w:r>
       <w:r>
         <w:rPr>
           <w:lang w:val="sw_KE" w:bidi="sw_KE"/>
         </w:rPr>
         <w:t xml:space="preserve">). Pia kina orodha za kina za ukweli na takwimu, kama vile hesabu za usajili (km., sura </w:t>
       </w:r>
-      <w:hyperlink r:id="rId16">
-        <w:r>
-          <w:rPr>
-            <w:lang w:val="sw_KE" w:bidi="sw_KE"/>
-          </w:rPr>
-          <w:rPr>
-            <w:color w:val="0000EE"/>
-            <w:u w:val="single"/>
-          </w:rPr>
-          <w:t>1–4</w:t>
-        </w:r>
-      </w:hyperlink>
+      <w:r>
+        <w:rPr>
+          <w:lang w:val="sw_KE" w:bidi="sw_KE"/>
+        </w:rPr>
+        <w:t>1–4</w:t>
+      </w:r>
       <w:r>
         <w:rPr>
           <w:lang w:val="sw_KE" w:bidi="sw_KE"/>
         </w:rPr>
         <w:t xml:space="preserve">), sadaka (km., sura </w:t>
       </w:r>
-      <w:hyperlink r:id="rId38">
-        <w:r>
-          <w:rPr>
-            <w:lang w:val="sw_KE" w:bidi="sw_KE"/>
-          </w:rPr>
-          <w:rPr>
-            <w:color w:val="0000EE"/>
-            <w:u w:val="single"/>
-          </w:rPr>
-          <w:t>7</w:t>
-        </w:r>
-      </w:hyperlink>
+      <w:r>
+        <w:rPr>
+          <w:lang w:val="sw_KE" w:bidi="sw_KE"/>
+        </w:rPr>
+        <w:t>7</w:t>
+      </w:r>
       <w:r>
         <w:rPr>
           <w:lang w:val="sw_KE" w:bidi="sw_KE"/>
         </w:rPr>
         <w:t xml:space="preserve">), na ratiba za safari (km., sura </w:t>
       </w:r>
-      <w:hyperlink r:id="rId30">
-        <w:r>
-          <w:rPr>
-            <w:lang w:val="sw_KE" w:bidi="sw_KE"/>
-          </w:rPr>
-          <w:rPr>
-            <w:color w:val="0000EE"/>
-            <w:u w:val="single"/>
-          </w:rPr>
-          <w:t>33</w:t>
-        </w:r>
-      </w:hyperlink>
+      <w:r>
+        <w:rPr>
+          <w:lang w:val="sw_KE" w:bidi="sw_KE"/>
+        </w:rPr>
+        <w:t>33</w:t>
+      </w:r>
       <w:r>
         <w:rPr>
           <w:lang w:val="sw_KE" w:bidi="sw_KE"/>
         </w:rPr>
         <w:t xml:space="preserve">). NLT inakusanya orodha mbalimbali za nathari katika jedwali fupi la majina na nambari (sura </w:t>
       </w:r>
-      <w:hyperlink r:id="rId39">
-        <w:r>
-          <w:rPr>
-            <w:lang w:val="sw_KE" w:bidi="sw_KE"/>
-          </w:rPr>
-          <w:rPr>
-            <w:color w:val="0000EE"/>
-            <w:u w:val="single"/>
-          </w:rPr>
-          <w:t>1–2</w:t>
-        </w:r>
-      </w:hyperlink>
+      <w:r>
+        <w:rPr>
+          <w:lang w:val="sw_KE" w:bidi="sw_KE"/>
+        </w:rPr>
+        <w:t>1–2</w:t>
+      </w:r>
       <w:r>
         <w:rPr>
           <w:lang w:val="sw_KE" w:bidi="sw_KE"/>
         </w:rPr>
         <w:t xml:space="preserve">; </w:t>
       </w:r>
-      <w:hyperlink r:id="rId40">
-        <w:r>
-          <w:rPr>
-            <w:lang w:val="sw_KE" w:bidi="sw_KE"/>
-          </w:rPr>
-          <w:rPr>
-            <w:color w:val="0000EE"/>
-            <w:u w:val="single"/>
-          </w:rPr>
-          <w:t>13</w:t>
-        </w:r>
-      </w:hyperlink>
+      <w:r>
+        <w:rPr>
+          <w:lang w:val="sw_KE" w:bidi="sw_KE"/>
+        </w:rPr>
+        <w:t>13</w:t>
+      </w:r>
       <w:r>
         <w:rPr>
           <w:lang w:val="sw_KE" w:bidi="sw_KE"/>
         </w:rPr>
         <w:t xml:space="preserve">, </w:t>
       </w:r>
-      <w:hyperlink r:id="rId41">
-        <w:r>
-          <w:rPr>
-            <w:lang w:val="sw_KE" w:bidi="sw_KE"/>
-          </w:rPr>
-          <w:rPr>
-            <w:color w:val="0000EE"/>
-            <w:u w:val="single"/>
-          </w:rPr>
-          <w:t>34</w:t>
-        </w:r>
-      </w:hyperlink>
+      <w:r>
+        <w:rPr>
+          <w:lang w:val="sw_KE" w:bidi="sw_KE"/>
+        </w:rPr>
+        <w:t>34</w:t>
+      </w:r>
       <w:r>
         <w:rPr>
           <w:lang w:val="sw_KE" w:bidi="sw_KE"/>
@@ -1159,108 +955,72 @@
         </w:rPr>
         <w:t>Bwana (</w:t>
       </w:r>
-      <w:hyperlink r:id="rId42">
-        <w:r>
-          <w:rPr>
-            <w:lang w:val="sw_KE" w:bidi="sw_KE"/>
-          </w:rPr>
-          <w:rPr>
-            <w:color w:val="0000EE"/>
-            <w:u w:val="single"/>
-          </w:rPr>
-          <w:t>21:14–15</w:t>
-        </w:r>
-      </w:hyperlink>
+      <w:r>
+        <w:rPr>
+          <w:lang w:val="sw_KE" w:bidi="sw_KE"/>
+        </w:rPr>
+        <w:t>21:14–15</w:t>
+      </w:r>
       <w:r>
         <w:rPr>
           <w:lang w:val="sw_KE" w:bidi="sw_KE"/>
         </w:rPr>
         <w:t>), "Wimbo wa Kisima" (</w:t>
       </w:r>
-      <w:hyperlink r:id="rId43">
-        <w:r>
-          <w:rPr>
-            <w:lang w:val="sw_KE" w:bidi="sw_KE"/>
-          </w:rPr>
-          <w:rPr>
-            <w:color w:val="0000EE"/>
-            <w:u w:val="single"/>
-          </w:rPr>
-          <w:t>21:17–18</w:t>
-        </w:r>
-      </w:hyperlink>
+      <w:r>
+        <w:rPr>
+          <w:lang w:val="sw_KE" w:bidi="sw_KE"/>
+        </w:rPr>
+        <w:t>21:17–18</w:t>
+      </w:r>
       <w:r>
         <w:rPr>
           <w:lang w:val="sw_KE" w:bidi="sw_KE"/>
         </w:rPr>
         <w:t>), na "Wimbo wa Heshboni" (</w:t>
       </w:r>
-      <w:hyperlink r:id="rId44">
-        <w:r>
-          <w:rPr>
-            <w:lang w:val="sw_KE" w:bidi="sw_KE"/>
-          </w:rPr>
-          <w:rPr>
-            <w:color w:val="0000EE"/>
-            <w:u w:val="single"/>
-          </w:rPr>
-          <w:t>21:27–30</w:t>
-        </w:r>
-      </w:hyperlink>
+      <w:r>
+        <w:rPr>
+          <w:lang w:val="sw_KE" w:bidi="sw_KE"/>
+        </w:rPr>
+        <w:t>21:27–30</w:t>
+      </w:r>
       <w:r>
         <w:rPr>
           <w:lang w:val="sw_KE" w:bidi="sw_KE"/>
         </w:rPr>
         <w:t xml:space="preserve">). Sura za </w:t>
       </w:r>
-      <w:hyperlink r:id="rId36">
-        <w:r>
-          <w:rPr>
-            <w:lang w:val="sw_KE" w:bidi="sw_KE"/>
-          </w:rPr>
-          <w:rPr>
-            <w:color w:val="0000EE"/>
-            <w:u w:val="single"/>
-          </w:rPr>
-          <w:t>23–24</w:t>
-        </w:r>
-      </w:hyperlink>
+      <w:r>
+        <w:rPr>
+          <w:lang w:val="sw_KE" w:bidi="sw_KE"/>
+        </w:rPr>
+        <w:t>23–24</w:t>
+      </w:r>
       <w:r>
         <w:rPr>
           <w:lang w:val="sw_KE" w:bidi="sw_KE"/>
         </w:rPr>
         <w:t xml:space="preserve"> zina mistari mingi ya kishairi kutoka kwa nabii asiye Mwisraeli Balaamu; </w:t>
       </w:r>
-      <w:hyperlink r:id="rId45">
-        <w:r>
-          <w:rPr>
-            <w:lang w:val="sw_KE" w:bidi="sw_KE"/>
-          </w:rPr>
-          <w:rPr>
-            <w:color w:val="0000EE"/>
-            <w:u w:val="single"/>
-          </w:rPr>
-          <w:t>31:32–47</w:t>
-        </w:r>
-      </w:hyperlink>
+      <w:r>
+        <w:rPr>
+          <w:lang w:val="sw_KE" w:bidi="sw_KE"/>
+        </w:rPr>
+        <w:t>31:32–47</w:t>
+      </w:r>
       <w:r>
         <w:rPr>
           <w:lang w:val="sw_KE" w:bidi="sw_KE"/>
         </w:rPr>
         <w:t xml:space="preserve"> inaonekana kutegemea rekodi halisi ya nyara za vita; na sura ya </w:t>
       </w:r>
-      <w:hyperlink r:id="rId30">
-        <w:r>
-          <w:rPr>
-            <w:lang w:val="sw_KE" w:bidi="sw_KE"/>
-          </w:rPr>
-          <w:rPr>
-            <w:color w:val="0000EE"/>
-            <w:u w:val="single"/>
-          </w:rPr>
-          <w:t>33</w:t>
-        </w:r>
-      </w:hyperlink>
+      <w:r>
+        <w:rPr>
+          <w:lang w:val="sw_KE" w:bidi="sw_KE"/>
+        </w:rPr>
+        <w:t>33</w:t>
+      </w:r>
       <w:r>
         <w:rPr>
           <w:lang w:val="sw_KE" w:bidi="sw_KE"/>
@@ -1281,18 +1041,12 @@
         </w:rPr>
         <w:t xml:space="preserve">Maandishi. Maandishi ya Kiebrania ya Kitabu cha Hesabu yamehifadhiwa vizuri sana, isipokuwa kwa sehemu chache za mashairi katika sura </w:t>
       </w:r>
-      <w:hyperlink r:id="rId46">
-        <w:r>
-          <w:rPr>
-            <w:lang w:val="sw_KE" w:bidi="sw_KE"/>
-          </w:rPr>
-          <w:rPr>
-            <w:color w:val="0000EE"/>
-            <w:u w:val="single"/>
-          </w:rPr>
-          <w:t>21–24</w:t>
-        </w:r>
-      </w:hyperlink>
+      <w:r>
+        <w:rPr>
+          <w:lang w:val="sw_KE" w:bidi="sw_KE"/>
+        </w:rPr>
+        <w:t>21–24</w:t>
+      </w:r>
       <w:r>
         <w:rPr>
           <w:lang w:val="sw_KE" w:bidi="sw_KE"/>
@@ -1370,36 +1124,24 @@
         </w:rPr>
         <w:t xml:space="preserve">Kwenye </w:t>
       </w:r>
-      <w:hyperlink r:id="rId47">
-        <w:r>
-          <w:rPr>
-            <w:lang w:val="sw_KE" w:bidi="sw_KE"/>
-          </w:rPr>
-          <w:rPr>
-            <w:color w:val="0000EE"/>
-            <w:u w:val="single"/>
-          </w:rPr>
-          <w:t>1 Wakorintho 10:1–11</w:t>
-        </w:r>
-      </w:hyperlink>
+      <w:r>
+        <w:rPr>
+          <w:lang w:val="sw_KE" w:bidi="sw_KE"/>
+        </w:rPr>
+        <w:t>1 Wakorintho 10:1–11</w:t>
+      </w:r>
       <w:r>
         <w:rPr>
           <w:lang w:val="sw_KE" w:bidi="sw_KE"/>
         </w:rPr>
         <w:t>, mtume Paulo anawaonya wasomaji wake kuepuka ibada ya sanamu, uasherati, na kunung'unika ili wasiangamie kama Waisraeli jangwani. Mungu hafurahishwi na tabia kama hiyo, na wafuasi wa Kristo hawapaswi kumjaribu Mungu (</w:t>
       </w:r>
-      <w:hyperlink r:id="rId48">
-        <w:r>
-          <w:rPr>
-            <w:lang w:val="sw_KE" w:bidi="sw_KE"/>
-          </w:rPr>
-          <w:rPr>
-            <w:color w:val="0000EE"/>
-            <w:u w:val="single"/>
-          </w:rPr>
-          <w:t>1 Kor 10:9</w:t>
-        </w:r>
-      </w:hyperlink>
+      <w:r>
+        <w:rPr>
+          <w:lang w:val="sw_KE" w:bidi="sw_KE"/>
+        </w:rPr>
+        <w:t>1 Kor 10:9</w:t>
+      </w:r>
       <w:r>
         <w:rPr>
           <w:lang w:val="sw_KE" w:bidi="sw_KE"/>
@@ -1424,36 +1166,24 @@
         </w:rPr>
         <w:t>Mwandishi wa Waebrania anatambua matukio ya mara kwa mara ya moyo mgumu na roho ya kutotii ya Israeli na anasema kwamba Mungu alijibu upotovu huu kwa ghadhabu ya haraka na ya hakika (</w:t>
       </w:r>
-      <w:hyperlink r:id="rId49">
-        <w:r>
-          <w:rPr>
-            <w:lang w:val="sw_KE" w:bidi="sw_KE"/>
-          </w:rPr>
-          <w:rPr>
-            <w:color w:val="0000EE"/>
-            <w:u w:val="single"/>
-          </w:rPr>
-          <w:t>Ebr 3:7–4:11</w:t>
-        </w:r>
-      </w:hyperlink>
+      <w:r>
+        <w:rPr>
+          <w:lang w:val="sw_KE" w:bidi="sw_KE"/>
+        </w:rPr>
+        <w:t>Ebr 3:7–4:11</w:t>
+      </w:r>
       <w:r>
         <w:rPr>
           <w:lang w:val="sw_KE" w:bidi="sw_KE"/>
         </w:rPr>
         <w:t xml:space="preserve">). Mistari hii, ambayo inategemea sana lugha ya </w:t>
       </w:r>
-      <w:hyperlink r:id="rId50">
-        <w:r>
-          <w:rPr>
-            <w:lang w:val="sw_KE" w:bidi="sw_KE"/>
-          </w:rPr>
-          <w:rPr>
-            <w:color w:val="0000EE"/>
-            <w:u w:val="single"/>
-          </w:rPr>
-          <w:t>Zaburi 95</w:t>
-        </w:r>
-      </w:hyperlink>
+      <w:r>
+        <w:rPr>
+          <w:lang w:val="sw_KE" w:bidi="sw_KE"/>
+        </w:rPr>
+        <w:t>Zaburi 95</w:t>
+      </w:r>
       <w:r>
         <w:rPr>
           <w:lang w:val="sw_KE" w:bidi="sw_KE"/>
@@ -1472,18 +1202,12 @@
           <w:lang w:val="sw_KE" w:bidi="sw_KE"/>
         </w:rPr>
       </w:r>
-      <w:hyperlink r:id="rId51">
-        <w:r>
-          <w:rPr>
-            <w:lang w:val="sw_KE" w:bidi="sw_KE"/>
-          </w:rPr>
-          <w:rPr>
-            <w:color w:val="0000EE"/>
-            <w:u w:val="single"/>
-          </w:rPr>
-          <w:t>Yuda 1:5</w:t>
-        </w:r>
-      </w:hyperlink>
+      <w:r>
+        <w:rPr>
+          <w:lang w:val="sw_KE" w:bidi="sw_KE"/>
+        </w:rPr>
+        <w:t>Yuda 1:5</w:t>
+      </w:r>
       <w:r>
         <w:rPr>
           <w:lang w:val="sw_KE" w:bidi="sw_KE"/>
